--- a/docs/deliverables/교육자료_빠른시작.docx
+++ b/docs/deliverables/교육자료_빠른시작.docx
@@ -254,7 +254,7 @@
                 <w:sz w:val="18"/>
                 <w:szCs w:val="18"/>
               </w:rPr>
-              <w:t xml:space="preserve">2026-10-22</w:t>
+              <w:t xml:space="preserve">2026-10-23</w:t>
             </w:r>
           </w:p>
         </w:tc>
@@ -374,7 +374,17 @@
         <w:t xml:space="preserve">시설·혼잡도</w:t>
       </w:r>
       <w:r>
-        <w:t xml:space="preserve"> — 운영 중인 시설의 현재 인원을 넣는다. 30분이 넘으면 회원 앱에 "갱신되지 않음"이 뜬다.</w:t>
+        <w:t xml:space="preserve"> — 예약 없이 이용 중인 </w:t>
+      </w:r>
+      <w:r>
+        <w:rPr>
+          <w:b/>
+          <w:bCs/>
+        </w:rPr>
+        <w:t xml:space="preserve">현장 인원</w:t>
+      </w:r>
+      <w:r>
+        <w:t xml:space="preserve">만 넣는다. 진행 중인 강습의 예약 인원은 저절로 더해진다. 30분이 넘으면 회원 앱에 "갱신되지 않음"이 뜬다.</w:t>
       </w:r>
     </w:p>
     <w:p>

--- a/docs/deliverables/교육자료_빠른시작.docx
+++ b/docs/deliverables/교육자료_빠른시작.docx
@@ -254,7 +254,7 @@
                 <w:sz w:val="18"/>
                 <w:szCs w:val="18"/>
               </w:rPr>
-              <w:t xml:space="preserve">2026-10-23</w:t>
+              <w:t xml:space="preserve">2026-10-31</w:t>
             </w:r>
           </w:p>
         </w:tc>
